--- a/Games/ahmad-away-from-home.docx
+++ b/Games/ahmad-away-from-home.docx
@@ -6,9 +6,9 @@
       <w:pPr>
         <w:pStyle w:val="Heading1"/>
       </w:pPr>
-      <w:bookmarkStart w:id="20" w:name="ahmad-away-from-home"/>
-      <w:r>
-        <w:t xml:space="preserve">Ahmad: Away from Home</w:t>
+      <w:bookmarkStart w:id="20" w:name="ahmad-away-from-home---team26"/>
+      <w:r>
+        <w:t xml:space="preserve">Ahmad: Away from Home - Team26</w:t>
       </w:r>
       <w:bookmarkEnd w:id="20"/>
     </w:p>
@@ -16,9 +16,9 @@
       <w:pPr>
         <w:pStyle w:val="Heading2"/>
       </w:pPr>
-      <w:bookmarkStart w:id="21" w:name="ahmad-away-from-home-student-proposal"/>
-      <w:r>
-        <w:t xml:space="preserve">Ahmad: Away from Home</w:t>
+      <w:bookmarkStart w:id="21" w:name="X577d6014c485ac37f64460652eadd4da4f6c2fb"/>
+      <w:r>
+        <w:t xml:space="preserve">Ahmad: Away from Home - Team26</w:t>
       </w:r>
       <w:r>
         <w:t xml:space="preserve"> </w:t>
